--- a/vallabh_vani/booklets/templates/Booklet_HI_template.docx
+++ b/vallabh_vani/booklets/templates/Booklet_HI_template.docx
@@ -541,12 +541,12 @@
       <w:jc w:val="center"/>
     </w:pPr>
     <w:rPr>
-      <w:sz w:val="40"/>
-      <w:szCs w:val="40"/>
       <w:b w:val="1"/>
       <w:bCs w:val="1"/>
       <w:i w:val="0"/>
       <w:iCs w:val="0"/>
+      <w:sz w:val="40"/>
+      <w:szCs w:val="40"/>
     </w:rPr>
   </w:style>
   <w:style w:customStyle="1" w:styleId="Author" w:type="paragraph">
@@ -577,13 +577,13 @@
     <w:pPr>
       <w:keepNext/>
       <w:keepLines/>
+      <w:spacing w:after="0" w:before="300"/>
       <w:jc w:val="center"/>
-      <w:spacing w:after="0" w:before="300"/>
-    </w:pPr>
-    <w:rPr>
+    </w:pPr>
+    <w:rPr>
+      <w:b/>
       <w:sz w:val="20"/>
       <w:szCs w:val="20"/>
-      <w:b/>
     </w:rPr>
   </w:style>
   <w:style w:customStyle="1" w:styleId="Abstract" w:type="paragraph">
@@ -618,11 +618,11 @@
     <w:pPr>
       <w:keepNext w:val="1"/>
       <w:keepLines/>
+      <w:pageBreakBefore w:val="1"/>
       <w:spacing w:after="1552" w:before="2254" w:line="276" w:lineRule="auto"/>
       <w:ind w:firstLine="0"/>
       <w:jc w:val="center"/>
       <w:outlineLvl w:val="0"/>
-      <w:pageBreakBefore w:val="1"/>
     </w:pPr>
     <w:rPr>
       <w:rFonts w:ascii="Noto Sans Medium" w:cs="Noto Sans Medium" w:eastAsia="Noto Sans Medium" w:hAnsi="Noto Sans Medium"/>
@@ -692,8 +692,8 @@
     </w:pPr>
     <w:rPr>
       <w:rFonts w:ascii="Noto Sans Medium" w:cs="Noto Sans Medium" w:eastAsia="Noto Sans Medium" w:hAnsi="Noto Sans Medium"/>
+      <w:bCs/>
       <w:i/>
-      <w:bCs/>
       <w:sz w:val="24"/>
       <w:szCs w:val="24"/>
     </w:rPr>
@@ -990,10 +990,10 @@
       <w:jc w:val="left"/>
     </w:pPr>
     <w:rPr>
+      <w:b w:val="1"/>
+      <w:bCs w:val="1"/>
       <w:sz w:val="26"/>
       <w:szCs w:val="26"/>
-      <w:b w:val="1"/>
-      <w:bCs w:val="1"/>
     </w:rPr>
   </w:style>
   <w:style w:customStyle="1" w:styleId="ContentsItem" w:type="paragraph">
@@ -1001,12 +1001,12 @@
     <w:basedOn w:val="Normal"/>
     <w:qFormat/>
     <w:pPr>
+      <w:tabs>
+        <w:tab w:pos="720" w:val="left"/>
+      </w:tabs>
       <w:spacing w:after="240" w:line="276" w:lineRule="auto"/>
       <w:ind w:hanging="360" w:left="720"/>
       <w:jc w:val="both"/>
-      <w:tabs>
-        <w:tab w:pos="720" w:val="left"/>
-      </w:tabs>
     </w:pPr>
     <w:rPr>
       <w:sz w:val="26"/>
@@ -1064,10 +1064,10 @@
       <w:ind w:firstLine="720"/>
     </w:pPr>
     <w:rPr>
+      <w:b w:val="1"/>
+      <w:bCs w:val="1"/>
       <w:sz w:val="26"/>
       <w:szCs w:val="28"/>
-      <w:b w:val="1"/>
-      <w:bCs w:val="1"/>
     </w:rPr>
   </w:style>
   <w:style w:customStyle="1" w:styleId="Pada" w:type="paragraph">
@@ -1103,16 +1103,16 @@
     <w:basedOn w:val="Normal"/>
     <w:qFormat/>
     <w:pPr>
+      <w:keepNext w:val="1"/>
       <w:spacing w:after="240" w:before="2720" w:line="276" w:lineRule="auto"/>
       <w:ind w:firstLine="0"/>
       <w:jc w:val="center"/>
-      <w:keepNext w:val="1"/>
-    </w:pPr>
-    <w:rPr>
+    </w:pPr>
+    <w:rPr>
+      <w:b w:val="1"/>
+      <w:bCs w:val="1"/>
       <w:sz w:val="28"/>
       <w:szCs w:val="28"/>
-      <w:b w:val="1"/>
-      <w:bCs w:val="1"/>
       <w:u w:val="single"/>
     </w:rPr>
   </w:style>
@@ -1121,13 +1121,13 @@
     <w:basedOn w:val="Normal"/>
     <w:qFormat/>
     <w:pPr>
-      <w:spacing w:after="60" w:line="276" w:lineRule="auto"/>
-      <w:ind w:hanging="720" w:left="1080"/>
-      <w:jc w:val="left"/>
       <w:tabs>
         <w:tab w:pos="1080" w:val="left"/>
         <w:tab w:pos="5800" w:val="right"/>
       </w:tabs>
+      <w:spacing w:after="60" w:line="276" w:lineRule="auto"/>
+      <w:ind w:hanging="720" w:left="1080"/>
+      <w:jc w:val="left"/>
     </w:pPr>
     <w:rPr>
       <w:sz w:val="22"/>
@@ -1149,9 +1149,9 @@
     <w:basedOn w:val="Normal"/>
     <w:qFormat/>
     <w:pPr>
+      <w:pageBreakBefore w:val="1"/>
       <w:spacing w:after="0" w:before="0" w:line="20" w:lineRule="exact"/>
       <w:ind w:firstLine="0"/>
-      <w:pageBreakBefore w:val="1"/>
     </w:pPr>
     <w:rPr>
       <w:sz w:val="2"/>
@@ -1170,8 +1170,8 @@
     <w:name w:val="KeywordTok"/>
     <w:basedOn w:val="VerbatimChar"/>
     <w:rPr>
+      <w:b/>
       <w:color w:val="007020"/>
-      <w:b/>
     </w:rPr>
   </w:style>
   <w:style w:type="character" w:customStyle="1" w:styleId="DataTypeTok">
@@ -1248,42 +1248,42 @@
     <w:name w:val="ImportTok"/>
     <w:basedOn w:val="VerbatimChar"/>
     <w:rPr>
+      <w:b/>
       <w:color w:val="008000"/>
-      <w:b/>
     </w:rPr>
   </w:style>
   <w:style w:type="character" w:customStyle="1" w:styleId="CommentTok">
     <w:name w:val="CommentTok"/>
     <w:basedOn w:val="VerbatimChar"/>
     <w:rPr>
+      <w:i/>
       <w:color w:val="60a0b0"/>
-      <w:i/>
     </w:rPr>
   </w:style>
   <w:style w:type="character" w:customStyle="1" w:styleId="DocumentationTok">
     <w:name w:val="DocumentationTok"/>
     <w:basedOn w:val="VerbatimChar"/>
     <w:rPr>
+      <w:i/>
       <w:color w:val="ba2121"/>
-      <w:i/>
     </w:rPr>
   </w:style>
   <w:style w:type="character" w:customStyle="1" w:styleId="AnnotationTok">
     <w:name w:val="AnnotationTok"/>
     <w:basedOn w:val="VerbatimChar"/>
     <w:rPr>
-      <w:color w:val="60a0b0"/>
       <w:b/>
       <w:i/>
+      <w:color w:val="60a0b0"/>
     </w:rPr>
   </w:style>
   <w:style w:type="character" w:customStyle="1" w:styleId="CommentVarTok">
     <w:name w:val="CommentVarTok"/>
     <w:basedOn w:val="VerbatimChar"/>
     <w:rPr>
-      <w:color w:val="60a0b0"/>
       <w:b/>
       <w:i/>
+      <w:color w:val="60a0b0"/>
     </w:rPr>
   </w:style>
   <w:style w:type="character" w:customStyle="1" w:styleId="OtherTok">
@@ -1311,8 +1311,8 @@
     <w:name w:val="ControlFlowTok"/>
     <w:basedOn w:val="VerbatimChar"/>
     <w:rPr>
+      <w:b/>
       <w:color w:val="007020"/>
-      <w:b/>
     </w:rPr>
   </w:style>
   <w:style w:type="character" w:customStyle="1" w:styleId="OperatorTok">
@@ -1357,34 +1357,34 @@
     <w:name w:val="InformationTok"/>
     <w:basedOn w:val="VerbatimChar"/>
     <w:rPr>
-      <w:color w:val="60a0b0"/>
       <w:b/>
       <w:i/>
+      <w:color w:val="60a0b0"/>
     </w:rPr>
   </w:style>
   <w:style w:type="character" w:customStyle="1" w:styleId="WarningTok">
     <w:name w:val="WarningTok"/>
     <w:basedOn w:val="VerbatimChar"/>
     <w:rPr>
-      <w:color w:val="60a0b0"/>
       <w:b/>
       <w:i/>
+      <w:color w:val="60a0b0"/>
     </w:rPr>
   </w:style>
   <w:style w:type="character" w:customStyle="1" w:styleId="AlertTok">
     <w:name w:val="AlertTok"/>
     <w:basedOn w:val="VerbatimChar"/>
     <w:rPr>
+      <w:b/>
       <w:color w:val="ff0000"/>
-      <w:b/>
     </w:rPr>
   </w:style>
   <w:style w:type="character" w:customStyle="1" w:styleId="ErrorTok">
     <w:name w:val="ErrorTok"/>
     <w:basedOn w:val="VerbatimChar"/>
     <w:rPr>
+      <w:b/>
       <w:color w:val="ff0000"/>
-      <w:b/>
     </w:rPr>
   </w:style>
   <w:style w:type="character" w:customStyle="1" w:styleId="NormalTok">
